--- a/teksty/kontakt.docx
+++ b/teksty/kontakt.docx
@@ -727,7 +727,7 @@
                 <w:szCs w:val="22"/>
                 <w:rtl w:val="0"/>
               </w:rPr>
-              <w:t xml:space="preserve">telefon, Instagram, mapa.</w:t>
+              <w:t xml:space="preserve">telefon, Instagram, Facebook, mapa.</w:t>
             </w:r>
             <w:r>
               <w:rPr>
@@ -1525,7 +1525,17 @@
                 <w:szCs w:val="22"/>
                 <w:rtl w:val="0"/>
               </w:rPr>
-              <w:t xml:space="preserve">Wybierz, jak się łapiemy.</w:t>
+              <w:t xml:space="preserve">Wybierz, jak się </w:t>
+            </w:r>
+            <w:r>
+              <w:rPr>
+                <w:rFonts w:ascii="Calibri" w:cs="Calibri" w:eastAsia="Calibri" w:hAnsi="Calibri"/>
+                <w:b w:val="1"/>
+                <w:bCs w:val="1"/>
+                <w:color w:val="3a2e1f"/>
+                <w:rtl w:val="0"/>
+              </w:rPr>
+              <w:t xml:space="preserve">skontaktować</w:t>
             </w:r>
             <w:r>
               <w:rPr>
